--- a/worksheets/RP_L05_TestLab_Worksheet.docx
+++ b/worksheets/RP_L05_TestLab_Worksheet.docx
@@ -6114,7 +6114,17 @@
                 <w:sz w:val="21"/>
                 <w:szCs w:val="21"/>
               </w:rPr>
-              <w:t xml:space="preserve">a)  A booking form accepts a number of tickets from 1 to 6. Give four pieces of test data, name the type of each, and state why the test is needed.  </w:t>
+              <w:t xml:space="preserve">a)  </w:t>
+            </w:r>
+            <w:r>
+              <w:rPr>
+                <w:rFonts w:ascii="Arial" w:cs="Arial" w:eastAsia="Arial" w:hAnsi="Arial"/>
+                <w:b/>
+                <w:bCs/>
+                <w:sz w:val="21"/>
+                <w:szCs w:val="21"/>
+              </w:rPr>
+              <w:t xml:space="preserve">A booking form accepts a number of tickets from 1 to 6. Give four pieces of test data, name the type of each, and state why the test is needed.  </w:t>
             </w:r>
             <w:r>
               <w:rPr>
